--- a/gitdiff.docx
+++ b/gitdiff.docx
@@ -9,18 +9,50 @@
         </w:rPr>
       </w:pPr>
       <w:r>
-        <w:t>git diff —</w:t>
-      </w:r>
-      <w:r>
-        <w:t xml:space="preserve"> dung </w:t>
-      </w:r>
-      <w:proofErr w:type="spellStart"/>
-      <w:r>
-        <w:t>để</w:t>
-      </w:r>
-      <w:proofErr w:type="spellEnd"/>
-      <w:r>
-        <w:t xml:space="preserve"> Xem </w:t>
+        <w:t xml:space="preserve">git diff — </w:t>
+      </w:r>
+      <w:r>
+        <w:t xml:space="preserve">: Xem </w:t>
+      </w:r>
+      <w:proofErr w:type="spellStart"/>
+      <w:r>
+        <w:t>sự</w:t>
+      </w:r>
+      <w:proofErr w:type="spellEnd"/>
+      <w:r>
+        <w:t xml:space="preserve"> </w:t>
+      </w:r>
+      <w:proofErr w:type="spellStart"/>
+      <w:r>
+        <w:t>khác</w:t>
+      </w:r>
+      <w:proofErr w:type="spellEnd"/>
+      <w:r>
+        <w:t xml:space="preserve"> </w:t>
+      </w:r>
+      <w:proofErr w:type="spellStart"/>
+      <w:r>
+        <w:t>biệt</w:t>
+      </w:r>
+      <w:proofErr w:type="spellEnd"/>
+      <w:r>
+        <w:t xml:space="preserve"> </w:t>
+      </w:r>
+      <w:proofErr w:type="spellStart"/>
+      <w:r>
+        <w:t>giữa</w:t>
+      </w:r>
+      <w:proofErr w:type="spellEnd"/>
+      <w:r>
+        <w:t xml:space="preserve"> </w:t>
+      </w:r>
+      <w:proofErr w:type="spellStart"/>
+      <w:r>
+        <w:t>các</w:t>
+      </w:r>
+      <w:proofErr w:type="spellEnd"/>
+      <w:r>
+        <w:t xml:space="preserve"> </w:t>
       </w:r>
       <w:proofErr w:type="spellStart"/>
       <w:r>
@@ -36,10 +68,39 @@
       </w:r>
       <w:proofErr w:type="spellEnd"/>
       <w:r>
-        <w:rPr>
-          <w:color w:val="FF0000"/>
-        </w:rPr>
         <w:t xml:space="preserve"> </w:t>
+      </w:r>
+      <w:proofErr w:type="spellStart"/>
+      <w:r>
+        <w:t>trong</w:t>
+      </w:r>
+      <w:proofErr w:type="spellEnd"/>
+      <w:r>
+        <w:t xml:space="preserve"> </w:t>
+      </w:r>
+      <w:proofErr w:type="spellStart"/>
+      <w:r>
+        <w:t>tệp</w:t>
+      </w:r>
+      <w:proofErr w:type="spellEnd"/>
+      <w:r>
+        <w:t xml:space="preserve"> so </w:t>
+      </w:r>
+      <w:proofErr w:type="spellStart"/>
+      <w:r>
+        <w:t>với</w:t>
+      </w:r>
+      <w:proofErr w:type="spellEnd"/>
+      <w:r>
+        <w:t xml:space="preserve"> commit </w:t>
+      </w:r>
+      <w:proofErr w:type="spellStart"/>
+      <w:r>
+        <w:t>trước</w:t>
+      </w:r>
+      <w:proofErr w:type="spellEnd"/>
+      <w:r>
+        <w:t>.</w:t>
       </w:r>
     </w:p>
     <w:sectPr>
